--- a/document/위탁급식계약서.docx
+++ b/document/위탁급식계약서.docx
@@ -627,7 +627,8 @@
         <w:sdtContent>
           <w:r>
             <w:rPr>
-              <w:rFonts w:ascii="바탕" w:eastAsia="바탕" w:hAnsi="바탕" w:hint="eastAsia"/>
+              <w:rFonts w:ascii="HY궁서" w:eastAsia="HY궁서" w:hAnsi="바탕" w:hint="eastAsia"/>
+              <w:color w:val="0070C0"/>
             </w:rPr>
             <w:t>행복한요양원</w:t>
           </w:r>
@@ -668,7 +669,8 @@
           <w:proofErr w:type="spellStart"/>
           <w:r>
             <w:rPr>
-              <w:rFonts w:ascii="바탕" w:eastAsia="바탕" w:hAnsi="바탕" w:hint="eastAsia"/>
+              <w:rFonts w:ascii="HY궁서" w:eastAsia="HY궁서" w:hAnsi="바탕" w:hint="eastAsia"/>
+              <w:color w:val="0070C0"/>
             </w:rPr>
             <w:t>이찬재</w:t>
           </w:r>
@@ -727,7 +729,8 @@
         <w:sdtContent>
           <w:r>
             <w:rPr>
-              <w:rFonts w:ascii="바탕" w:eastAsia="바탕" w:hAnsi="바탕" w:hint="eastAsia"/>
+              <w:rFonts w:ascii="HY궁서" w:eastAsia="HY궁서" w:hAnsi="바탕" w:hint="eastAsia"/>
+              <w:color w:val="0070C0"/>
             </w:rPr>
             <w:t>주식회사 실버킹</w:t>
           </w:r>
@@ -1057,7 +1060,8 @@
       <w:sdt>
         <w:sdtPr>
           <w:rPr>
-            <w:rFonts w:ascii="바탕" w:eastAsia="바탕" w:hAnsi="바탕" w:hint="eastAsia"/>
+            <w:rFonts w:ascii="HY궁서" w:eastAsia="HY궁서" w:hAnsi="바탕" w:hint="eastAsia"/>
+            <w:color w:val="0070C0"/>
           </w:rPr>
           <w:alias w:val="장기요양기관 주소"/>
           <w:tag w:val="장기요양기관 대표자"/>
@@ -1067,24 +1071,33 @@
           </w:placeholder>
           <w:text/>
         </w:sdtPr>
+        <w:sdtEndPr>
+          <w:rPr>
+            <w:rFonts w:ascii="바탕" w:eastAsia="바탕"/>
+            <w:color w:val="auto"/>
+          </w:rPr>
+        </w:sdtEndPr>
         <w:sdtContent>
           <w:r>
             <w:rPr>
-              <w:rFonts w:ascii="바탕" w:eastAsia="바탕" w:hAnsi="바탕" w:hint="eastAsia"/>
+              <w:rFonts w:ascii="HY궁서" w:eastAsia="HY궁서" w:hAnsi="바탕" w:hint="eastAsia"/>
+              <w:color w:val="0070C0"/>
             </w:rPr>
             <w:t xml:space="preserve">경기도 고양시 일산서구 </w:t>
           </w:r>
           <w:proofErr w:type="spellStart"/>
           <w:r>
             <w:rPr>
-              <w:rFonts w:ascii="바탕" w:eastAsia="바탕" w:hAnsi="바탕" w:hint="eastAsia"/>
+              <w:rFonts w:ascii="HY궁서" w:eastAsia="HY궁서" w:hAnsi="바탕" w:hint="eastAsia"/>
+              <w:color w:val="0070C0"/>
             </w:rPr>
             <w:t>일산로</w:t>
           </w:r>
           <w:proofErr w:type="spellEnd"/>
           <w:r>
             <w:rPr>
-              <w:rFonts w:ascii="바탕" w:eastAsia="바탕" w:hAnsi="바탕" w:hint="eastAsia"/>
+              <w:rFonts w:ascii="HY궁서" w:eastAsia="HY궁서" w:hAnsi="바탕" w:hint="eastAsia"/>
+              <w:color w:val="0070C0"/>
             </w:rPr>
             <w:t xml:space="preserve"> 488, 1306-702</w:t>
           </w:r>
@@ -1262,7 +1275,8 @@
         <w:sdtContent>
           <w:r>
             <w:rPr>
-              <w:rFonts w:ascii="바탕" w:eastAsia="바탕" w:hAnsi="바탕" w:hint="eastAsia"/>
+              <w:rFonts w:ascii="HY궁서" w:eastAsia="HY궁서" w:hAnsi="바탕" w:hint="eastAsia"/>
+              <w:color w:val="0070C0"/>
             </w:rPr>
             <w:t>년 월 일</w:t>
           </w:r>
@@ -1295,14 +1309,16 @@
         <w:sdtContent>
           <w:r>
             <w:rPr>
-              <w:rFonts w:ascii="바탕" w:eastAsia="바탕" w:hAnsi="바탕" w:hint="eastAsia"/>
+              <w:rFonts w:ascii="HY궁서" w:eastAsia="HY궁서" w:hAnsi="바탕" w:hint="eastAsia"/>
+              <w:color w:val="0070C0"/>
             </w:rPr>
             <w:t xml:space="preserve">년 월 </w:t>
           </w:r>
           <w:proofErr w:type="spellStart"/>
           <w:r>
             <w:rPr>
-              <w:rFonts w:ascii="바탕" w:eastAsia="바탕" w:hAnsi="바탕" w:hint="eastAsia"/>
+              <w:rFonts w:ascii="HY궁서" w:eastAsia="HY궁서" w:hAnsi="바탕" w:hint="eastAsia"/>
+              <w:color w:val="0070C0"/>
             </w:rPr>
             <w:t>일</w:t>
           </w:r>
@@ -1448,9 +1464,10 @@
           <w:proofErr w:type="spellStart"/>
           <w:r>
             <w:rPr>
-              <w:rFonts w:ascii="바탕" w:eastAsia="바탕" w:hAnsi="바탕" w:hint="eastAsia"/>
+              <w:rFonts w:ascii="HY궁서" w:eastAsia="HY궁서" w:hAnsi="바탕" w:hint="eastAsia"/>
+              <w:color w:val="0070C0"/>
             </w:rPr>
-            <w:t>구천구백구십원</w:t>
+            <w:t>구천구백구십</w:t>
           </w:r>
           <w:proofErr w:type="spellEnd"/>
         </w:sdtContent>
@@ -1489,7 +1506,8 @@
         <w:sdtContent>
           <w:r>
             <w:rPr>
-              <w:rFonts w:ascii="바탕" w:eastAsia="바탕" w:hAnsi="바탕" w:hint="eastAsia"/>
+              <w:rFonts w:ascii="HY궁서" w:eastAsia="HY궁서" w:hAnsi="바탕" w:hint="eastAsia"/>
+              <w:color w:val="0070C0"/>
             </w:rPr>
             <w:t>9,999</w:t>
           </w:r>
@@ -1510,7 +1528,8 @@
       <w:sdt>
         <w:sdtPr>
           <w:rPr>
-            <w:rFonts w:ascii="바탕" w:eastAsia="바탕" w:hAnsi="바탕" w:hint="eastAsia"/>
+            <w:rFonts w:ascii="HY궁서" w:eastAsia="HY궁서" w:hAnsi="바탕" w:hint="eastAsia"/>
+            <w:color w:val="0070C0"/>
           </w:rPr>
           <w:alias w:val="식대 단가"/>
           <w:tag w:val="식대 단가"/>
@@ -1522,13 +1541,15 @@
         </w:sdtPr>
         <w:sdtEndPr>
           <w:rPr>
-            <w:rFonts w:hint="default"/>
+            <w:rFonts w:ascii="바탕" w:eastAsia="바탕" w:hint="default"/>
+            <w:color w:val="auto"/>
           </w:rPr>
         </w:sdtEndPr>
         <w:sdtContent>
           <w:r>
             <w:rPr>
-              <w:rFonts w:ascii="바탕" w:eastAsia="바탕" w:hAnsi="바탕" w:hint="eastAsia"/>
+              <w:rFonts w:ascii="HY궁서" w:eastAsia="HY궁서" w:hAnsi="바탕" w:hint="eastAsia"/>
+              <w:color w:val="0070C0"/>
             </w:rPr>
             <w:t>3,333</w:t>
           </w:r>
@@ -1616,9 +1637,10 @@
         <w:sdtContent>
           <w:r>
             <w:rPr>
-              <w:rFonts w:ascii="바탕" w:eastAsia="바탕" w:hAnsi="바탕" w:hint="eastAsia"/>
+              <w:rFonts w:ascii="HY궁서" w:eastAsia="HY궁서" w:hAnsi="바탕" w:hint="eastAsia"/>
+              <w:color w:val="0070C0"/>
             </w:rPr>
-            <w:t>한글금액</w:t>
+            <w:t>사천</w:t>
           </w:r>
         </w:sdtContent>
       </w:sdt>
@@ -1637,7 +1659,8 @@
       <w:sdt>
         <w:sdtPr>
           <w:rPr>
-            <w:rFonts w:ascii="바탕" w:eastAsia="바탕" w:hAnsi="바탕"/>
+            <w:rFonts w:ascii="HY궁서" w:eastAsia="HY궁서" w:hAnsi="바탕"/>
+            <w:color w:val="0070C0"/>
           </w:rPr>
           <w:alias w:val="간식비 단가"/>
           <w:tag w:val="간식비 단가"/>
@@ -1650,31 +1673,36 @@
         <w:sdtContent>
           <w:r>
             <w:rPr>
-              <w:rFonts w:ascii="바탕" w:eastAsia="바탕" w:hAnsi="바탕" w:hint="eastAsia"/>
+              <w:rFonts w:ascii="HY궁서" w:eastAsia="HY궁서" w:hAnsi="바탕" w:hint="eastAsia"/>
+              <w:color w:val="0070C0"/>
             </w:rPr>
             <w:t>4</w:t>
           </w:r>
           <w:r>
             <w:rPr>
-              <w:rFonts w:ascii="바탕" w:eastAsia="바탕" w:hAnsi="바탕"/>
+              <w:rFonts w:ascii="HY궁서" w:eastAsia="HY궁서" w:hAnsi="바탕"/>
+              <w:color w:val="0070C0"/>
             </w:rPr>
             <w:t>,</w:t>
           </w:r>
           <w:r>
             <w:rPr>
-              <w:rFonts w:ascii="바탕" w:eastAsia="바탕" w:hAnsi="바탕" w:hint="eastAsia"/>
+              <w:rFonts w:ascii="HY궁서" w:eastAsia="HY궁서" w:hAnsi="바탕" w:hint="eastAsia"/>
+              <w:color w:val="0070C0"/>
             </w:rPr>
             <w:t>0</w:t>
           </w:r>
           <w:r>
             <w:rPr>
-              <w:rFonts w:ascii="바탕" w:eastAsia="바탕" w:hAnsi="바탕" w:hint="eastAsia"/>
+              <w:rFonts w:ascii="HY궁서" w:eastAsia="HY궁서" w:hAnsi="바탕" w:hint="eastAsia"/>
+              <w:color w:val="0070C0"/>
             </w:rPr>
             <w:t>0</w:t>
           </w:r>
           <w:r>
             <w:rPr>
-              <w:rFonts w:ascii="바탕" w:eastAsia="바탕" w:hAnsi="바탕"/>
+              <w:rFonts w:ascii="HY궁서" w:eastAsia="HY궁서" w:hAnsi="바탕"/>
+              <w:color w:val="0070C0"/>
             </w:rPr>
             <w:t>0</w:t>
           </w:r>
@@ -2218,7 +2246,6 @@
         <w:rPr>
           <w:rFonts w:ascii="바탕" w:eastAsia="바탕" w:hAnsi="바탕"/>
         </w:rPr>
-        <w:lastRenderedPageBreak/>
         <w:t xml:space="preserve"> </w:t>
       </w:r>
       <w:r>
@@ -2732,7 +2759,8 @@
         <w:sdtContent>
           <w:r>
             <w:rPr>
-              <w:rFonts w:ascii="바탕" w:eastAsia="바탕" w:hAnsi="바탕" w:hint="eastAsia"/>
+              <w:rFonts w:ascii="HY궁서" w:eastAsia="HY궁서" w:hAnsi="바탕" w:hint="eastAsia"/>
+              <w:color w:val="0070C0"/>
             </w:rPr>
             <w:t>164</w:t>
           </w:r>
@@ -2783,7 +2811,8 @@
         <w:sdtContent>
           <w:r>
             <w:rPr>
-              <w:rFonts w:ascii="바탕" w:eastAsia="바탕" w:hAnsi="바탕" w:hint="eastAsia"/>
+              <w:rFonts w:ascii="HY궁서" w:eastAsia="HY궁서" w:hAnsi="바탕" w:hint="eastAsia"/>
+              <w:color w:val="0070C0"/>
             </w:rPr>
             <w:t>101</w:t>
           </w:r>
@@ -2813,7 +2842,14 @@
         <w:rPr>
           <w:rFonts w:ascii="바탕" w:eastAsia="바탕" w:hAnsi="바탕" w:hint="eastAsia"/>
         </w:rPr>
-        <w:t xml:space="preserve"> 및 만근기준 식수를 산출하여 </w:t>
+        <w:t xml:space="preserve"> 및 만근기준 식수를 </w:t>
+      </w:r>
+      <w:r>
+        <w:rPr>
+          <w:rFonts w:ascii="바탕" w:eastAsia="바탕" w:hAnsi="바탕" w:hint="eastAsia"/>
+        </w:rPr>
+        <w:lastRenderedPageBreak/>
+        <w:t xml:space="preserve">산출하여 </w:t>
       </w:r>
       <w:r>
         <w:rPr>
@@ -3329,10 +3365,8 @@
               <w:sdtContent>
                 <w:r>
                   <w:rPr>
-                    <w:rFonts w:ascii="바탕" w:eastAsia="바탕" w:hAnsi="바탕" w:hint="eastAsia"/>
-                    <w:b/>
-                    <w:bCs/>
-                    <w:szCs w:val="20"/>
+                    <w:rFonts w:ascii="HY궁서" w:eastAsia="HY궁서" w:hAnsi="바탕" w:hint="eastAsia"/>
+                    <w:color w:val="0070C0"/>
                   </w:rPr>
                   <w:t>265</w:t>
                 </w:r>
@@ -4058,7 +4092,6 @@
         <w:rPr>
           <w:rFonts w:ascii="바탕" w:eastAsia="바탕" w:hAnsi="바탕"/>
         </w:rPr>
-        <w:lastRenderedPageBreak/>
         <w:t>“위탁자”가</w:t>
       </w:r>
       <w:r>
@@ -5233,7 +5266,6 @@
           <w:rFonts w:ascii="바탕" w:eastAsia="바탕" w:hAnsi="바탕" w:hint="eastAsia"/>
           <w:b/>
         </w:rPr>
-        <w:lastRenderedPageBreak/>
         <w:t>제</w:t>
       </w:r>
       <w:r>
@@ -5714,6 +5746,7 @@
         <w:rPr>
           <w:rFonts w:ascii="바탕" w:eastAsia="바탕" w:hAnsi="바탕" w:hint="eastAsia"/>
         </w:rPr>
+        <w:lastRenderedPageBreak/>
         <w:t>X</w:t>
       </w:r>
       <w:r>
@@ -6966,7 +6999,6 @@
         <w:rPr>
           <w:rFonts w:ascii="바탕" w:eastAsia="바탕" w:hAnsi="바탕" w:hint="eastAsia"/>
         </w:rPr>
-        <w:lastRenderedPageBreak/>
         <w:t xml:space="preserve">식자재관리 부주의 등으로 </w:t>
       </w:r>
       <w:proofErr w:type="spellStart"/>
@@ -7332,8 +7364,8 @@
           </w:pPr>
           <w:r>
             <w:rPr>
-              <w:rFonts w:ascii="바탕" w:eastAsia="바탕" w:hAnsi="바탕" w:hint="eastAsia"/>
-              <w:b/>
+              <w:rFonts w:ascii="HY궁서" w:eastAsia="HY궁서" w:hAnsi="바탕" w:hint="eastAsia"/>
+              <w:color w:val="0070C0"/>
             </w:rPr>
             <w:t>년 월 일</w:t>
           </w:r>
@@ -7416,6 +7448,7 @@
     <w:tbl>
       <w:tblPr>
         <w:tblW w:w="9280" w:type="dxa"/>
+        <w:tblLayout w:type="fixed"/>
         <w:tblLook w:val="04A0" w:firstRow="1" w:lastRow="0" w:firstColumn="1" w:lastColumn="0" w:noHBand="0" w:noVBand="1"/>
       </w:tblPr>
       <w:tblGrid>
@@ -7505,7 +7538,7 @@
         </w:tc>
         <w:tc>
           <w:tcPr>
-            <w:tcW w:w="3444" w:type="dxa"/>
+            <w:tcW w:w="3445" w:type="dxa"/>
             <w:gridSpan w:val="2"/>
           </w:tcPr>
           <w:p>
@@ -7572,7 +7605,8 @@
                 </w:pPr>
                 <w:r>
                   <w:rPr>
-                    <w:rFonts w:ascii="바탕" w:eastAsia="바탕" w:hAnsi="바탕" w:hint="eastAsia"/>
+                    <w:rFonts w:ascii="HY궁서" w:eastAsia="HY궁서" w:hAnsi="바탕" w:hint="eastAsia"/>
+                    <w:color w:val="0070C0"/>
                   </w:rPr>
                   <w:t>행복한요양원 본점</w:t>
                 </w:r>
@@ -7629,13 +7663,15 @@
                 </w:pPr>
                 <w:r>
                   <w:rPr>
-                    <w:rFonts w:ascii="바탕" w:eastAsia="바탕" w:hAnsi="바탕" w:hint="eastAsia"/>
+                    <w:rFonts w:ascii="HY궁서" w:eastAsia="HY궁서" w:hAnsi="바탕" w:hint="eastAsia"/>
+                    <w:color w:val="0070C0"/>
                   </w:rPr>
                   <w:t xml:space="preserve">주식회사 </w:t>
                 </w:r>
                 <w:r>
                   <w:rPr>
-                    <w:rFonts w:ascii="바탕" w:eastAsia="바탕" w:hAnsi="바탕" w:hint="eastAsia"/>
+                    <w:rFonts w:ascii="HY궁서" w:eastAsia="HY궁서" w:hAnsi="바탕" w:hint="eastAsia"/>
+                    <w:color w:val="0070C0"/>
                   </w:rPr>
                   <w:t>한마음</w:t>
                 </w:r>
@@ -7688,7 +7724,8 @@
           <w:sdt>
             <w:sdtPr>
               <w:rPr>
-                <w:rFonts w:ascii="바탕" w:eastAsia="바탕" w:hAnsi="바탕" w:hint="eastAsia"/>
+                <w:rFonts w:ascii="HY궁서" w:eastAsia="HY궁서" w:hAnsi="바탕" w:hint="eastAsia"/>
+                <w:color w:val="0070C0"/>
               </w:rPr>
               <w:alias w:val="장기요양기관 주소"/>
               <w:tag w:val="장기요양기관 주소"/>
@@ -7709,21 +7746,24 @@
                 </w:pPr>
                 <w:r>
                   <w:rPr>
-                    <w:rFonts w:ascii="바탕" w:eastAsia="바탕" w:hAnsi="바탕" w:hint="eastAsia"/>
+                    <w:rFonts w:ascii="HY궁서" w:eastAsia="HY궁서" w:hAnsi="바탕" w:hint="eastAsia"/>
+                    <w:color w:val="0070C0"/>
                   </w:rPr>
                   <w:t xml:space="preserve">경기도 고양시 일산서구 </w:t>
                 </w:r>
                 <w:proofErr w:type="spellStart"/>
                 <w:r>
                   <w:rPr>
-                    <w:rFonts w:ascii="바탕" w:eastAsia="바탕" w:hAnsi="바탕" w:hint="eastAsia"/>
+                    <w:rFonts w:ascii="HY궁서" w:eastAsia="HY궁서" w:hAnsi="바탕" w:hint="eastAsia"/>
+                    <w:color w:val="0070C0"/>
                   </w:rPr>
                   <w:t>일산로</w:t>
                 </w:r>
                 <w:proofErr w:type="spellEnd"/>
                 <w:r>
                   <w:rPr>
-                    <w:rFonts w:ascii="바탕" w:eastAsia="바탕" w:hAnsi="바탕" w:hint="eastAsia"/>
+                    <w:rFonts w:ascii="HY궁서" w:eastAsia="HY궁서" w:hAnsi="바탕" w:hint="eastAsia"/>
+                    <w:color w:val="0070C0"/>
                   </w:rPr>
                   <w:t xml:space="preserve"> 488, 1306-702</w:t>
                 </w:r>
@@ -7780,53 +7820,61 @@
                 </w:pPr>
                 <w:r>
                   <w:rPr>
-                    <w:rFonts w:ascii="바탕" w:eastAsia="바탕" w:hAnsi="바탕" w:hint="eastAsia"/>
+                    <w:rFonts w:ascii="HY궁서" w:eastAsia="HY궁서" w:hAnsi="바탕" w:hint="eastAsia"/>
+                    <w:color w:val="0070C0"/>
                   </w:rPr>
                   <w:t xml:space="preserve">경기도 광주시 </w:t>
                 </w:r>
                 <w:proofErr w:type="spellStart"/>
                 <w:r>
                   <w:rPr>
-                    <w:rFonts w:ascii="바탕" w:eastAsia="바탕" w:hAnsi="바탕" w:hint="eastAsia"/>
+                    <w:rFonts w:ascii="HY궁서" w:eastAsia="HY궁서" w:hAnsi="바탕" w:hint="eastAsia"/>
+                    <w:color w:val="0070C0"/>
                   </w:rPr>
                   <w:t>오포읍</w:t>
                 </w:r>
                 <w:proofErr w:type="spellEnd"/>
                 <w:r>
                   <w:rPr>
-                    <w:rFonts w:ascii="바탕" w:eastAsia="바탕" w:hAnsi="바탕" w:hint="eastAsia"/>
+                    <w:rFonts w:ascii="HY궁서" w:eastAsia="HY궁서" w:hAnsi="바탕" w:hint="eastAsia"/>
+                    <w:color w:val="0070C0"/>
                   </w:rPr>
                   <w:t xml:space="preserve"> </w:t>
                 </w:r>
                 <w:proofErr w:type="spellStart"/>
                 <w:r>
                   <w:rPr>
-                    <w:rFonts w:ascii="바탕" w:eastAsia="바탕" w:hAnsi="바탕" w:hint="eastAsia"/>
+                    <w:rFonts w:ascii="HY궁서" w:eastAsia="HY궁서" w:hAnsi="바탕" w:hint="eastAsia"/>
+                    <w:color w:val="0070C0"/>
                   </w:rPr>
                   <w:t>대명대길</w:t>
                 </w:r>
                 <w:proofErr w:type="spellEnd"/>
                 <w:r>
                   <w:rPr>
-                    <w:rFonts w:ascii="바탕" w:eastAsia="바탕" w:hAnsi="바탕" w:hint="eastAsia"/>
+                    <w:rFonts w:ascii="HY궁서" w:eastAsia="HY궁서" w:hAnsi="바탕" w:hint="eastAsia"/>
+                    <w:color w:val="0070C0"/>
                   </w:rPr>
                   <w:t xml:space="preserve"> 3</w:t>
                 </w:r>
                 <w:r>
                   <w:rPr>
-                    <w:rFonts w:ascii="바탕" w:eastAsia="바탕" w:hAnsi="바탕" w:hint="eastAsia"/>
+                    <w:rFonts w:ascii="HY궁서" w:eastAsia="HY궁서" w:hAnsi="바탕" w:hint="eastAsia"/>
+                    <w:color w:val="0070C0"/>
                   </w:rPr>
                   <w:t>9</w:t>
                 </w:r>
                 <w:r>
                   <w:rPr>
-                    <w:rFonts w:ascii="바탕" w:eastAsia="바탕" w:hAnsi="바탕" w:hint="eastAsia"/>
+                    <w:rFonts w:ascii="HY궁서" w:eastAsia="HY궁서" w:hAnsi="바탕" w:hint="eastAsia"/>
+                    <w:color w:val="0070C0"/>
                   </w:rPr>
                   <w:t>-</w:t>
                 </w:r>
                 <w:r>
                   <w:rPr>
-                    <w:rFonts w:ascii="바탕" w:eastAsia="바탕" w:hAnsi="바탕" w:hint="eastAsia"/>
+                    <w:rFonts w:ascii="HY궁서" w:eastAsia="HY궁서" w:hAnsi="바탕" w:hint="eastAsia"/>
+                    <w:color w:val="0070C0"/>
                   </w:rPr>
                   <w:t>4, 지하1층</w:t>
                 </w:r>
@@ -7869,6 +7917,7 @@
           <w:tcPr>
             <w:tcW w:w="3533" w:type="dxa"/>
             <w:gridSpan w:val="2"/>
+            <w:vAlign w:val="center"/>
           </w:tcPr>
           <w:p>
             <w:pPr>
@@ -7887,7 +7936,7 @@
                 <w:tag w:val="장기요양기관 대표자"/>
                 <w:id w:val="1440648021"/>
                 <w:placeholder>
-                  <w:docPart w:val="DefaultPlaceholder_-1854013440"/>
+                  <w:docPart w:val="66C1AFAFF2234C718F982F18A417525D"/>
                 </w:placeholder>
                 <w:text/>
               </w:sdtPr>
@@ -7895,60 +7944,101 @@
                 <w:proofErr w:type="spellStart"/>
                 <w:r>
                   <w:rPr>
-                    <w:rFonts w:ascii="바탕" w:eastAsia="바탕" w:hAnsi="바탕" w:hint="eastAsia"/>
+                    <w:rFonts w:ascii="HY궁서" w:eastAsia="HY궁서" w:hAnsi="바탕" w:hint="eastAsia"/>
+                    <w:color w:val="0070C0"/>
                   </w:rPr>
-                  <w:t>이찬재</w:t>
+                  <w:t>이찬</w:t>
+                </w:r>
+                <w:r>
+                  <w:rPr>
+                    <w:rFonts w:ascii="HY궁서" w:eastAsia="HY궁서" w:hAnsi="바탕" w:hint="eastAsia"/>
+                    <w:color w:val="0070C0"/>
+                  </w:rPr>
+                  <w:t>재</w:t>
                 </w:r>
                 <w:proofErr w:type="spellEnd"/>
               </w:sdtContent>
             </w:sdt>
-            <w:r>
-              <w:rPr>
-                <w:rFonts w:ascii="바탕" w:eastAsia="바탕" w:hAnsi="바탕" w:hint="eastAsia"/>
-              </w:rPr>
-              <w:t xml:space="preserve">  </w:t>
-            </w:r>
             <w:sdt>
               <w:sdtPr>
                 <w:rPr>
                   <w:rFonts w:ascii="바탕" w:eastAsia="바탕" w:hAnsi="바탕" w:hint="eastAsia"/>
                 </w:rPr>
-                <w:alias w:val="장기요양기관 법인인감"/>
-                <w:tag w:val="장기요양기관 법인인감"/>
-                <w:id w:val="1977027478"/>
-                <w:placeholder>
-                  <w:docPart w:val="55C181E1A587400B8D156185A8FF80DA"/>
-                </w:placeholder>
+                <w:id w:val="-604657543"/>
                 <w:showingPlcHdr/>
-                <w:text/>
+                <w:picture/>
               </w:sdtPr>
               <w:sdtContent>
                 <w:r>
                   <w:rPr>
                     <w:rFonts w:ascii="바탕" w:eastAsia="바탕" w:hAnsi="바탕" w:hint="eastAsia"/>
+                    <w:noProof/>
                   </w:rPr>
-                  <w:t>인감</w:t>
-                </w:r>
-                <w:r>
-                  <w:rPr>
-                    <w:rStyle w:val="a9"/>
-                  </w:rPr>
-                  <w:t>.</w:t>
+                  <w:drawing>
+                    <wp:anchor distT="0" distB="0" distL="114300" distR="114300" simplePos="0" relativeHeight="251658240" behindDoc="0" locked="0" layoutInCell="1" allowOverlap="1" wp14:anchorId="090960F6" wp14:editId="67C6B151">
+                      <wp:simplePos x="0" y="0"/>
+                      <wp:positionH relativeFrom="character">
+                        <wp:align>left</wp:align>
+                      </wp:positionH>
+                      <wp:positionV relativeFrom="line">
+                        <wp:align>top</wp:align>
+                      </wp:positionV>
+                      <wp:extent cx="1904400" cy="1904400"/>
+                      <wp:effectExtent l="0" t="0" r="635" b="635"/>
+                      <wp:wrapTopAndBottom/>
+                      <wp:docPr id="1212425257" name="그림 1"/>
+                      <wp:cNvGraphicFramePr>
+                        <a:graphicFrameLocks xmlns:a="http://schemas.openxmlformats.org/drawingml/2006/main" noChangeAspect="1"/>
+                      </wp:cNvGraphicFramePr>
+                      <a:graphic xmlns:a="http://schemas.openxmlformats.org/drawingml/2006/main">
+                        <a:graphicData uri="http://schemas.openxmlformats.org/drawingml/2006/picture">
+                          <pic:pic xmlns:pic="http://schemas.openxmlformats.org/drawingml/2006/picture">
+                            <pic:nvPicPr>
+                              <pic:cNvPr id="0" name="Picture 1"/>
+                              <pic:cNvPicPr>
+                                <a:picLocks noChangeAspect="1" noChangeArrowheads="1"/>
+                              </pic:cNvPicPr>
+                            </pic:nvPicPr>
+                            <pic:blipFill>
+                              <a:blip r:embed="rId7">
+                                <a:extLst>
+                                  <a:ext uri="{28A0092B-C50C-407E-A947-70E740481C1C}">
+                                    <a14:useLocalDpi xmlns:a14="http://schemas.microsoft.com/office/drawing/2010/main" val="0"/>
+                                  </a:ext>
+                                </a:extLst>
+                              </a:blip>
+                              <a:srcRect/>
+                              <a:stretch>
+                                <a:fillRect/>
+                              </a:stretch>
+                            </pic:blipFill>
+                            <pic:spPr bwMode="auto">
+                              <a:xfrm>
+                                <a:off x="0" y="0"/>
+                                <a:ext cx="1904400" cy="1904400"/>
+                              </a:xfrm>
+                              <a:prstGeom prst="rect">
+                                <a:avLst/>
+                              </a:prstGeom>
+                              <a:noFill/>
+                              <a:ln>
+                                <a:noFill/>
+                              </a:ln>
+                            </pic:spPr>
+                          </pic:pic>
+                        </a:graphicData>
+                      </a:graphic>
+                      <wp14:sizeRelH relativeFrom="margin">
+                        <wp14:pctWidth>0</wp14:pctWidth>
+                      </wp14:sizeRelH>
+                      <wp14:sizeRelV relativeFrom="margin">
+                        <wp14:pctHeight>0</wp14:pctHeight>
+                      </wp14:sizeRelV>
+                    </wp:anchor>
+                  </w:drawing>
                 </w:r>
               </w:sdtContent>
             </w:sdt>
-            <w:r>
-              <w:rPr>
-                <w:rFonts w:ascii="바탕" w:eastAsia="바탕" w:hAnsi="바탕" w:hint="eastAsia"/>
-              </w:rPr>
-              <w:t xml:space="preserve"> </w:t>
-            </w:r>
-            <w:r>
-              <w:rPr>
-                <w:rFonts w:ascii="바탕" w:eastAsia="바탕" w:hAnsi="바탕" w:hint="eastAsia"/>
-              </w:rPr>
-              <w:t xml:space="preserve"> </w:t>
-            </w:r>
             <w:r>
               <w:rPr>
                 <w:rFonts w:ascii="바탕" w:eastAsia="바탕" w:hAnsi="바탕" w:hint="eastAsia"/>
@@ -7976,6 +8066,12 @@
               </w:rPr>
               <w:t>대표이사:</w:t>
             </w:r>
+            <w:r>
+              <w:rPr>
+                <w:rFonts w:ascii="바탕" w:eastAsia="바탕" w:hAnsi="바탕" w:hint="eastAsia"/>
+              </w:rPr>
+              <w:t xml:space="preserve">  </w:t>
+            </w:r>
           </w:p>
         </w:tc>
         <w:tc>
@@ -7997,43 +8093,9 @@
                 </w:rPr>
                 <w:alias w:val="위탁급식업체 대표자"/>
                 <w:tag w:val="위탁급식업체 대표자"/>
-                <w:id w:val="1773048013"/>
+                <w:id w:val="1746377066"/>
                 <w:placeholder>
-                  <w:docPart w:val="DefaultPlaceholder_-1854013440"/>
-                </w:placeholder>
-                <w:text/>
-              </w:sdtPr>
-              <w:sdtContent>
-                <w:r>
-                  <w:rPr>
-                    <w:rFonts w:ascii="바탕" w:eastAsia="바탕" w:hAnsi="바탕" w:hint="eastAsia"/>
-                  </w:rPr>
-                  <w:t>이</w:t>
-                </w:r>
-                <w:r>
-                  <w:rPr>
-                    <w:rFonts w:ascii="바탕" w:eastAsia="바탕" w:hAnsi="바탕" w:hint="eastAsia"/>
-                  </w:rPr>
-                  <w:t>샛별</w:t>
-                </w:r>
-              </w:sdtContent>
-            </w:sdt>
-            <w:r>
-              <w:rPr>
-                <w:rFonts w:ascii="바탕" w:eastAsia="바탕" w:hAnsi="바탕"/>
-              </w:rPr>
-              <w:t xml:space="preserve">  </w:t>
-            </w:r>
-            <w:sdt>
-              <w:sdtPr>
-                <w:rPr>
-                  <w:rFonts w:ascii="바탕" w:eastAsia="바탕" w:hAnsi="바탕"/>
-                </w:rPr>
-                <w:alias w:val="위탁급식업체 법인인감"/>
-                <w:tag w:val="위탁급식업체 법인인감"/>
-                <w:id w:val="-316799468"/>
-                <w:placeholder>
-                  <w:docPart w:val="3262CEA5C9524C7ABE07BE0C1A42D5F1"/>
+                  <w:docPart w:val="A5A3032F0CDF4836B8B3EA5EC67C7B14"/>
                 </w:placeholder>
                 <w:showingPlcHdr/>
                 <w:text/>
@@ -8041,18 +8103,112 @@
               <w:sdtContent>
                 <w:r>
                   <w:rPr>
-                    <w:rStyle w:val="a9"/>
-                    <w:rFonts w:hint="eastAsia"/>
+                    <w:rFonts w:ascii="HY궁서" w:eastAsia="HY궁서" w:hAnsi="바탕"/>
+                    <w:color w:val="0070C0"/>
                   </w:rPr>
-                  <w:t>인감</w:t>
+                  <w:t>이샛별</w:t>
                 </w:r>
               </w:sdtContent>
             </w:sdt>
             <w:r>
               <w:rPr>
-                <w:rFonts w:ascii="바탕" w:eastAsia="바탕" w:hAnsi="바탕"/>
+                <w:rFonts w:ascii="바탕" w:eastAsia="바탕" w:hAnsi="바탕" w:hint="eastAsia"/>
               </w:rPr>
-              <w:t xml:space="preserve"> (인)</w:t>
+              <w:t xml:space="preserve"> </w:t>
+            </w:r>
+            <w:sdt>
+              <w:sdtPr>
+                <w:rPr>
+                  <w:rFonts w:ascii="바탕" w:eastAsia="바탕" w:hAnsi="바탕" w:hint="eastAsia"/>
+                </w:rPr>
+                <w:id w:val="-1426654502"/>
+                <w:showingPlcHdr/>
+                <w:picture/>
+              </w:sdtPr>
+              <w:sdtContent>
+                <w:r>
+                  <w:rPr>
+                    <w:rFonts w:ascii="바탕" w:eastAsia="바탕" w:hAnsi="바탕" w:hint="eastAsia"/>
+                    <w:noProof/>
+                  </w:rPr>
+                  <w:drawing>
+                    <wp:anchor distT="0" distB="0" distL="114300" distR="114300" simplePos="0" relativeHeight="251656704" behindDoc="1" locked="0" layoutInCell="1" allowOverlap="0" wp14:anchorId="133A1B03" wp14:editId="2FFBDFF8">
+                      <wp:simplePos x="0" y="0"/>
+                      <wp:positionH relativeFrom="page">
+                        <wp:align>left</wp:align>
+                      </wp:positionH>
+                      <wp:positionV relativeFrom="paragraph">
+                        <wp:posOffset>-1980565</wp:posOffset>
+                      </wp:positionV>
+                      <wp:extent cx="1904400" cy="1904400"/>
+                      <wp:effectExtent l="0" t="0" r="635" b="635"/>
+                      <wp:wrapTight wrapText="bothSides">
+                        <wp:wrapPolygon edited="0">
+                          <wp:start x="0" y="0"/>
+                          <wp:lineTo x="0" y="21391"/>
+                          <wp:lineTo x="21391" y="21391"/>
+                          <wp:lineTo x="21391" y="0"/>
+                          <wp:lineTo x="0" y="0"/>
+                        </wp:wrapPolygon>
+                      </wp:wrapTight>
+                      <wp:docPr id="1" name="그림 2"/>
+                      <wp:cNvGraphicFramePr>
+                        <a:graphicFrameLocks xmlns:a="http://schemas.openxmlformats.org/drawingml/2006/main" noChangeAspect="1"/>
+                      </wp:cNvGraphicFramePr>
+                      <a:graphic xmlns:a="http://schemas.openxmlformats.org/drawingml/2006/main">
+                        <a:graphicData uri="http://schemas.openxmlformats.org/drawingml/2006/picture">
+                          <pic:pic xmlns:pic="http://schemas.openxmlformats.org/drawingml/2006/picture">
+                            <pic:nvPicPr>
+                              <pic:cNvPr id="0" name="Picture 1"/>
+                              <pic:cNvPicPr>
+                                <a:picLocks noChangeAspect="1" noChangeArrowheads="1"/>
+                              </pic:cNvPicPr>
+                            </pic:nvPicPr>
+                            <pic:blipFill>
+                              <a:blip r:embed="rId7">
+                                <a:extLst>
+                                  <a:ext uri="{28A0092B-C50C-407E-A947-70E740481C1C}">
+                                    <a14:useLocalDpi xmlns:a14="http://schemas.microsoft.com/office/drawing/2010/main" val="0"/>
+                                  </a:ext>
+                                </a:extLst>
+                              </a:blip>
+                              <a:srcRect/>
+                              <a:stretch>
+                                <a:fillRect/>
+                              </a:stretch>
+                            </pic:blipFill>
+                            <pic:spPr bwMode="auto">
+                              <a:xfrm>
+                                <a:off x="0" y="0"/>
+                                <a:ext cx="1904400" cy="1904400"/>
+                              </a:xfrm>
+                              <a:prstGeom prst="rect">
+                                <a:avLst/>
+                              </a:prstGeom>
+                              <a:noFill/>
+                              <a:ln>
+                                <a:noFill/>
+                              </a:ln>
+                            </pic:spPr>
+                          </pic:pic>
+                        </a:graphicData>
+                      </a:graphic>
+                      <wp14:sizeRelH relativeFrom="margin">
+                        <wp14:pctWidth>0</wp14:pctWidth>
+                      </wp14:sizeRelH>
+                      <wp14:sizeRelV relativeFrom="margin">
+                        <wp14:pctHeight>0</wp14:pctHeight>
+                      </wp14:sizeRelV>
+                    </wp:anchor>
+                  </w:drawing>
+                </w:r>
+              </w:sdtContent>
+            </w:sdt>
+            <w:r>
+              <w:rPr>
+                <w:rFonts w:ascii="바탕" w:eastAsia="바탕" w:hAnsi="바탕" w:hint="eastAsia"/>
+              </w:rPr>
+              <w:t>(인)</w:t>
             </w:r>
           </w:p>
         </w:tc>
@@ -8208,12 +8364,12 @@
       </w:pPr>
     </w:p>
     <w:sectPr>
-      <w:headerReference w:type="even" r:id="rId7"/>
-      <w:headerReference w:type="default" r:id="rId8"/>
-      <w:footerReference w:type="even" r:id="rId9"/>
-      <w:footerReference w:type="default" r:id="rId10"/>
-      <w:headerReference w:type="first" r:id="rId11"/>
-      <w:footerReference w:type="first" r:id="rId12"/>
+      <w:headerReference w:type="even" r:id="rId8"/>
+      <w:headerReference w:type="default" r:id="rId9"/>
+      <w:footerReference w:type="even" r:id="rId10"/>
+      <w:footerReference w:type="default" r:id="rId11"/>
+      <w:headerReference w:type="first" r:id="rId12"/>
+      <w:footerReference w:type="first" r:id="rId13"/>
       <w:pgSz w:w="11906" w:h="16838"/>
       <w:pgMar w:top="1418" w:right="1440" w:bottom="567" w:left="1440" w:header="851" w:footer="567" w:gutter="0"/>
       <w:pgBorders w:offsetFrom="page">
@@ -12480,7 +12636,7 @@
     </w:docPart>
     <w:docPart>
       <w:docPartPr>
-        <w:name w:val="55C181E1A587400B8D156185A8FF80DA"/>
+        <w:name w:val="66C1AFAFF2234C718F982F18A417525D"/>
         <w:category>
           <w:name w:val="일반"/>
           <w:gallery w:val="placeholder"/>
@@ -12491,32 +12647,25 @@
         <w:behaviors>
           <w:behavior w:val="content"/>
         </w:behaviors>
-        <w:guid w:val="{65D97653-B33A-4F88-8927-8C28594A8379}"/>
+        <w:guid w:val="{1D203D84-DE48-48F1-AE34-8CA81BEB70A6}"/>
       </w:docPartPr>
       <w:docPartBody>
         <w:p>
           <w:pPr>
-            <w:pStyle w:val="55C181E1A587400B8D156185A8FF80DA"/>
-            <w:ind w:left="909"/>
+            <w:pStyle w:val="66C1AFAFF2234C718F982F18A417525D"/>
           </w:pPr>
-          <w:r>
-            <w:rPr>
-              <w:rFonts w:ascii="바탕" w:eastAsia="바탕" w:hAnsi="바탕" w:hint="eastAsia"/>
-            </w:rPr>
-            <w:t>인감</w:t>
-          </w:r>
           <w:r>
             <w:rPr>
               <w:rStyle w:val="a3"/>
             </w:rPr>
-            <w:t>.</w:t>
+            <w:t>텍스트를 입력하려면 여기를 클릭하거나 탭하세요.</w:t>
           </w:r>
         </w:p>
       </w:docPartBody>
     </w:docPart>
     <w:docPart>
       <w:docPartPr>
-        <w:name w:val="3262CEA5C9524C7ABE07BE0C1A42D5F1"/>
+        <w:name w:val="A5A3032F0CDF4836B8B3EA5EC67C7B14"/>
         <w:category>
           <w:name w:val="일반"/>
           <w:gallery w:val="placeholder"/>
@@ -12527,20 +12676,20 @@
         <w:behaviors>
           <w:behavior w:val="content"/>
         </w:behaviors>
-        <w:guid w:val="{696027BE-3806-460F-A545-BFBFBD5D8414}"/>
+        <w:guid w:val="{FCBFC675-1E72-4F0E-95AE-01D394C6BC55}"/>
       </w:docPartPr>
       <w:docPartBody>
         <w:p>
           <w:pPr>
-            <w:pStyle w:val="3262CEA5C9524C7ABE07BE0C1A42D5F1"/>
+            <w:pStyle w:val="A5A3032F0CDF4836B8B3EA5EC67C7B141"/>
             <w:ind w:left="909"/>
           </w:pPr>
           <w:r>
             <w:rPr>
-              <w:rStyle w:val="a3"/>
-              <w:rFonts w:hint="eastAsia"/>
+              <w:rFonts w:ascii="HY궁서" w:eastAsia="HY궁서" w:hAnsi="바탕"/>
+              <w:color w:val="0070C0"/>
             </w:rPr>
-            <w:t>인감</w:t>
+            <w:t>이샛별</w:t>
           </w:r>
         </w:p>
       </w:docPartBody>
@@ -12579,7 +12728,7 @@
     <w:charset w:val="81"/>
     <w:family w:val="roman"/>
     <w:pitch w:val="variable"/>
-    <w:sig w:usb0="F7002EFF" w:usb1="19DFFFFF" w:usb2="001BFDD7" w:usb3="00000000" w:csb0="001F007F" w:csb1="00000000"/>
+    <w:sig w:usb0="F7FFAEFF" w:usb1="FBDFFFFF" w:usb2="041FFFFF" w:usb3="00000000" w:csb0="001F007F" w:csb1="00000000"/>
   </w:font>
   <w:font w:name="맑은 고딕">
     <w:panose1 w:val="020B0503020000020004"/>
@@ -12595,6 +12744,13 @@
     <w:family w:val="modern"/>
     <w:pitch w:val="variable"/>
     <w:sig w:usb0="B00002AF" w:usb1="69D77CFB" w:usb2="00000030" w:usb3="00000000" w:csb0="0008009F" w:csb1="00000000"/>
+  </w:font>
+  <w:font w:name="HY궁서">
+    <w:panose1 w:val="02030600000101010101"/>
+    <w:charset w:val="81"/>
+    <w:family w:val="roman"/>
+    <w:pitch w:val="variable"/>
+    <w:sig w:usb0="800002A7" w:usb1="19D77CF9" w:usb2="00000010" w:usb3="00000000" w:csb0="00080000" w:csb1="00000000"/>
   </w:font>
 </w:fonts>
 </file>
@@ -12626,11 +12782,50 @@
   </w:compat>
   <w:rsids>
     <w:rsidRoot w:val="00AC32E8"/>
+    <w:rsid w:val="00033CE4"/>
+    <w:rsid w:val="00065AC1"/>
+    <w:rsid w:val="0010702A"/>
+    <w:rsid w:val="00177FC3"/>
     <w:rsid w:val="00177FFC"/>
+    <w:rsid w:val="0022608C"/>
+    <w:rsid w:val="0027326E"/>
+    <w:rsid w:val="002755F9"/>
+    <w:rsid w:val="002B7CD5"/>
+    <w:rsid w:val="00375FFE"/>
+    <w:rsid w:val="003B0317"/>
     <w:rsid w:val="003F3B5F"/>
+    <w:rsid w:val="00462172"/>
+    <w:rsid w:val="004B2B74"/>
+    <w:rsid w:val="004E04C1"/>
+    <w:rsid w:val="005045BB"/>
+    <w:rsid w:val="005C1201"/>
+    <w:rsid w:val="005E5EBA"/>
+    <w:rsid w:val="006A3052"/>
+    <w:rsid w:val="006A5595"/>
+    <w:rsid w:val="00712848"/>
     <w:rsid w:val="00837B41"/>
+    <w:rsid w:val="00856100"/>
+    <w:rsid w:val="00904121"/>
+    <w:rsid w:val="009612AA"/>
+    <w:rsid w:val="009B7F23"/>
+    <w:rsid w:val="00A44F21"/>
+    <w:rsid w:val="00AA3C0A"/>
     <w:rsid w:val="00AC32E8"/>
+    <w:rsid w:val="00B4024F"/>
+    <w:rsid w:val="00BC7981"/>
+    <w:rsid w:val="00BD2C05"/>
+    <w:rsid w:val="00BF3A4F"/>
+    <w:rsid w:val="00C5701B"/>
+    <w:rsid w:val="00C66700"/>
+    <w:rsid w:val="00CA562C"/>
     <w:rsid w:val="00D03DCB"/>
+    <w:rsid w:val="00E04287"/>
+    <w:rsid w:val="00E11369"/>
+    <w:rsid w:val="00E54C09"/>
+    <w:rsid w:val="00E8375C"/>
+    <w:rsid w:val="00E87061"/>
+    <w:rsid w:val="00F10489"/>
+    <w:rsid w:val="00F27C5B"/>
   </w:rsids>
   <m:mathPr>
     <m:mathFont m:val="Cambria Math"/>
@@ -13092,27 +13287,24 @@
     <w:basedOn w:val="a0"/>
     <w:uiPriority w:val="99"/>
     <w:semiHidden/>
-    <w:rsid w:val="00177FFC"/>
+    <w:rsid w:val="003B0317"/>
     <w:rPr>
       <w:color w:val="666666"/>
     </w:rPr>
   </w:style>
-  <w:style w:type="paragraph" w:customStyle="1" w:styleId="55C181E1A587400B8D156185A8FF80DA">
-    <w:name w:val="55C181E1A587400B8D156185A8FF80DA"/>
-    <w:rsid w:val="00177FFC"/>
+  <w:style w:type="paragraph" w:customStyle="1" w:styleId="66C1AFAFF2234C718F982F18A417525D">
+    <w:name w:val="66C1AFAFF2234C718F982F18A417525D"/>
+    <w:rsid w:val="00E11369"/>
     <w:pPr>
-      <w:spacing w:after="0"/>
-      <w:ind w:leftChars="413" w:left="413"/>
+      <w:widowControl w:val="0"/>
+      <w:wordWrap w:val="0"/>
+      <w:autoSpaceDE w:val="0"/>
+      <w:autoSpaceDN w:val="0"/>
     </w:pPr>
-    <w:rPr>
-      <w:sz w:val="20"/>
-      <w:szCs w:val="22"/>
-      <w14:ligatures w14:val="none"/>
-    </w:rPr>
   </w:style>
-  <w:style w:type="paragraph" w:customStyle="1" w:styleId="3262CEA5C9524C7ABE07BE0C1A42D5F1">
-    <w:name w:val="3262CEA5C9524C7ABE07BE0C1A42D5F1"/>
-    <w:rsid w:val="00177FFC"/>
+  <w:style w:type="paragraph" w:customStyle="1" w:styleId="A5A3032F0CDF4836B8B3EA5EC67C7B141">
+    <w:name w:val="A5A3032F0CDF4836B8B3EA5EC67C7B141"/>
+    <w:rsid w:val="00AA3C0A"/>
     <w:pPr>
       <w:spacing w:after="0"/>
       <w:ind w:leftChars="413" w:left="413"/>

--- a/document/위탁급식계약서.docx
+++ b/document/위탁급식계약서.docx
@@ -1064,7 +1064,7 @@
             <w:color w:val="0070C0"/>
           </w:rPr>
           <w:alias w:val="장기요양기관 주소"/>
-          <w:tag w:val="장기요양기관 대표자"/>
+          <w:tag w:val="장기요양기관 주소"/>
           <w:id w:val="-1830668642"/>
           <w:placeholder>
             <w:docPart w:val="DefaultPlaceholder_-1854013440"/>
@@ -7453,11 +7453,13 @@
       </w:tblPr>
       <w:tblGrid>
         <w:gridCol w:w="1132"/>
-        <w:gridCol w:w="3509"/>
+        <w:gridCol w:w="995"/>
+        <w:gridCol w:w="2514"/>
         <w:gridCol w:w="24"/>
         <w:gridCol w:w="1170"/>
         <w:gridCol w:w="24"/>
-        <w:gridCol w:w="3421"/>
+        <w:gridCol w:w="945"/>
+        <w:gridCol w:w="2476"/>
       </w:tblGrid>
       <w:tr>
         <w:trPr>
@@ -7502,6 +7504,7 @@
         <w:tc>
           <w:tcPr>
             <w:tcW w:w="3509" w:type="dxa"/>
+            <w:gridSpan w:val="2"/>
           </w:tcPr>
           <w:p>
             <w:pPr>
@@ -7539,7 +7542,7 @@
         <w:tc>
           <w:tcPr>
             <w:tcW w:w="3445" w:type="dxa"/>
-            <w:gridSpan w:val="2"/>
+            <w:gridSpan w:val="3"/>
           </w:tcPr>
           <w:p>
             <w:pPr>
@@ -7579,7 +7582,7 @@
         <w:tc>
           <w:tcPr>
             <w:tcW w:w="3533" w:type="dxa"/>
-            <w:gridSpan w:val="2"/>
+            <w:gridSpan w:val="3"/>
           </w:tcPr>
           <w:sdt>
             <w:sdtPr>
@@ -7638,6 +7641,7 @@
         <w:tc>
           <w:tcPr>
             <w:tcW w:w="3421" w:type="dxa"/>
+            <w:gridSpan w:val="2"/>
           </w:tcPr>
           <w:sdt>
             <w:sdtPr>
@@ -7719,7 +7723,7 @@
         <w:tc>
           <w:tcPr>
             <w:tcW w:w="3533" w:type="dxa"/>
-            <w:gridSpan w:val="2"/>
+            <w:gridSpan w:val="3"/>
           </w:tcPr>
           <w:sdt>
             <w:sdtPr>
@@ -7795,6 +7799,7 @@
         <w:tc>
           <w:tcPr>
             <w:tcW w:w="3421" w:type="dxa"/>
+            <w:gridSpan w:val="2"/>
           </w:tcPr>
           <w:sdt>
             <w:sdtPr>
@@ -7885,7 +7890,7 @@
       </w:tr>
       <w:tr>
         <w:trPr>
-          <w:trHeight w:val="733"/>
+          <w:trHeight w:val="1701"/>
         </w:trPr>
         <w:tc>
           <w:tcPr>
@@ -7915,9 +7920,7 @@
         </w:tc>
         <w:tc>
           <w:tcPr>
-            <w:tcW w:w="3533" w:type="dxa"/>
-            <w:gridSpan w:val="2"/>
-            <w:vAlign w:val="center"/>
+            <w:tcW w:w="995" w:type="dxa"/>
           </w:tcPr>
           <w:p>
             <w:pPr>
@@ -7936,7 +7939,7 @@
                 <w:tag w:val="장기요양기관 대표자"/>
                 <w:id w:val="1440648021"/>
                 <w:placeholder>
-                  <w:docPart w:val="66C1AFAFF2234C718F982F18A417525D"/>
+                  <w:docPart w:val="D8BA00F1583340BB9856EFAFE2A45D19"/>
                 </w:placeholder>
                 <w:text/>
               </w:sdtPr>
@@ -7959,34 +7962,43 @@
                 <w:proofErr w:type="spellEnd"/>
               </w:sdtContent>
             </w:sdt>
+          </w:p>
+        </w:tc>
+        <w:tc>
+          <w:tcPr>
+            <w:tcW w:w="2538" w:type="dxa"/>
+            <w:gridSpan w:val="2"/>
+          </w:tcPr>
+          <w:p>
+            <w:pPr>
+              <w:spacing w:line="276" w:lineRule="auto"/>
+              <w:ind w:leftChars="0" w:left="0"/>
+              <w:rPr>
+                <w:rFonts w:ascii="바탕" w:eastAsia="바탕" w:hAnsi="바탕"/>
+              </w:rPr>
+            </w:pPr>
             <w:sdt>
               <w:sdtPr>
                 <w:rPr>
-                  <w:rFonts w:ascii="바탕" w:eastAsia="바탕" w:hAnsi="바탕" w:hint="eastAsia"/>
+                  <w:rFonts w:ascii="바탕" w:eastAsia="바탕" w:hAnsi="바탕"/>
                 </w:rPr>
-                <w:id w:val="-604657543"/>
+                <w:alias w:val="장기요양기관 인감"/>
+                <w:tag w:val="장기요양기관 인감"/>
+                <w:id w:val="-1011141689"/>
                 <w:showingPlcHdr/>
                 <w:picture/>
               </w:sdtPr>
               <w:sdtContent>
                 <w:r>
                   <w:rPr>
-                    <w:rFonts w:ascii="바탕" w:eastAsia="바탕" w:hAnsi="바탕" w:hint="eastAsia"/>
+                    <w:rFonts w:ascii="바탕" w:eastAsia="바탕" w:hAnsi="바탕"/>
                     <w:noProof/>
                   </w:rPr>
                   <w:drawing>
-                    <wp:anchor distT="0" distB="0" distL="114300" distR="114300" simplePos="0" relativeHeight="251658240" behindDoc="0" locked="0" layoutInCell="1" allowOverlap="1" wp14:anchorId="090960F6" wp14:editId="67C6B151">
-                      <wp:simplePos x="0" y="0"/>
-                      <wp:positionH relativeFrom="character">
-                        <wp:align>left</wp:align>
-                      </wp:positionH>
-                      <wp:positionV relativeFrom="line">
-                        <wp:align>top</wp:align>
-                      </wp:positionV>
-                      <wp:extent cx="1904400" cy="1904400"/>
-                      <wp:effectExtent l="0" t="0" r="635" b="635"/>
-                      <wp:wrapTopAndBottom/>
-                      <wp:docPr id="1212425257" name="그림 1"/>
+                    <wp:inline distT="0" distB="0" distL="0" distR="0" wp14:anchorId="77A36816" wp14:editId="6672A5E2">
+                      <wp:extent cx="720000" cy="720000"/>
+                      <wp:effectExtent l="0" t="0" r="4445" b="4445"/>
+                      <wp:docPr id="5" name="그림 4"/>
                       <wp:cNvGraphicFramePr>
                         <a:graphicFrameLocks xmlns:a="http://schemas.openxmlformats.org/drawingml/2006/main" noChangeAspect="1"/>
                       </wp:cNvGraphicFramePr>
@@ -7994,13 +8006,13 @@
                         <a:graphicData uri="http://schemas.openxmlformats.org/drawingml/2006/picture">
                           <pic:pic xmlns:pic="http://schemas.openxmlformats.org/drawingml/2006/picture">
                             <pic:nvPicPr>
-                              <pic:cNvPr id="0" name="Picture 1"/>
+                              <pic:cNvPr id="0" name="Picture 5"/>
                               <pic:cNvPicPr>
                                 <a:picLocks noChangeAspect="1" noChangeArrowheads="1"/>
                               </pic:cNvPicPr>
                             </pic:nvPicPr>
                             <pic:blipFill>
-                              <a:blip r:embed="rId7">
+                              <a:blip r:embed="rId7" cstate="print">
                                 <a:extLst>
                                   <a:ext uri="{28A0092B-C50C-407E-A947-70E740481C1C}">
                                     <a14:useLocalDpi xmlns:a14="http://schemas.microsoft.com/office/drawing/2010/main" val="0"/>
@@ -8015,7 +8027,7 @@
                             <pic:spPr bwMode="auto">
                               <a:xfrm>
                                 <a:off x="0" y="0"/>
-                                <a:ext cx="1904400" cy="1904400"/>
+                                <a:ext cx="720000" cy="720000"/>
                               </a:xfrm>
                               <a:prstGeom prst="rect">
                                 <a:avLst/>
@@ -8028,23 +8040,11 @@
                           </pic:pic>
                         </a:graphicData>
                       </a:graphic>
-                      <wp14:sizeRelH relativeFrom="margin">
-                        <wp14:pctWidth>0</wp14:pctWidth>
-                      </wp14:sizeRelH>
-                      <wp14:sizeRelV relativeFrom="margin">
-                        <wp14:pctHeight>0</wp14:pctHeight>
-                      </wp14:sizeRelV>
-                    </wp:anchor>
+                    </wp:inline>
                   </w:drawing>
                 </w:r>
               </w:sdtContent>
             </w:sdt>
-            <w:r>
-              <w:rPr>
-                <w:rFonts w:ascii="바탕" w:eastAsia="바탕" w:hAnsi="바탕" w:hint="eastAsia"/>
-              </w:rPr>
-              <w:t>(인)</w:t>
-            </w:r>
           </w:p>
         </w:tc>
         <w:tc>
@@ -8076,7 +8076,7 @@
         </w:tc>
         <w:tc>
           <w:tcPr>
-            <w:tcW w:w="3421" w:type="dxa"/>
+            <w:tcW w:w="945" w:type="dxa"/>
           </w:tcPr>
           <w:p>
             <w:pPr>
@@ -8095,7 +8095,7 @@
                 <w:tag w:val="위탁급식업체 대표자"/>
                 <w:id w:val="1746377066"/>
                 <w:placeholder>
-                  <w:docPart w:val="A5A3032F0CDF4836B8B3EA5EC67C7B14"/>
+                  <w:docPart w:val="67FEDAACDF7B42559C0821E6A6C79AFF"/>
                 </w:placeholder>
                 <w:showingPlcHdr/>
                 <w:text/>
@@ -8116,42 +8116,42 @@
               </w:rPr>
               <w:t xml:space="preserve"> </w:t>
             </w:r>
+          </w:p>
+        </w:tc>
+        <w:tc>
+          <w:tcPr>
+            <w:tcW w:w="2476" w:type="dxa"/>
+          </w:tcPr>
+          <w:p>
+            <w:pPr>
+              <w:spacing w:line="276" w:lineRule="auto"/>
+              <w:ind w:leftChars="0" w:left="0"/>
+              <w:rPr>
+                <w:rFonts w:ascii="바탕" w:eastAsia="바탕" w:hAnsi="바탕"/>
+              </w:rPr>
+            </w:pPr>
             <w:sdt>
               <w:sdtPr>
                 <w:rPr>
-                  <w:rFonts w:ascii="바탕" w:eastAsia="바탕" w:hAnsi="바탕" w:hint="eastAsia"/>
+                  <w:rFonts w:ascii="바탕" w:eastAsia="바탕" w:hAnsi="바탕"/>
                 </w:rPr>
-                <w:id w:val="-1426654502"/>
+                <w:alias w:val="위탁급식업체 인감"/>
+                <w:tag w:val="위탁급식업체 인감"/>
+                <w:id w:val="1154571147"/>
                 <w:showingPlcHdr/>
                 <w:picture/>
               </w:sdtPr>
               <w:sdtContent>
                 <w:r>
                   <w:rPr>
-                    <w:rFonts w:ascii="바탕" w:eastAsia="바탕" w:hAnsi="바탕" w:hint="eastAsia"/>
+                    <w:rFonts w:ascii="바탕" w:eastAsia="바탕" w:hAnsi="바탕"/>
                     <w:noProof/>
                   </w:rPr>
                   <w:drawing>
-                    <wp:anchor distT="0" distB="0" distL="114300" distR="114300" simplePos="0" relativeHeight="251656704" behindDoc="1" locked="0" layoutInCell="1" allowOverlap="0" wp14:anchorId="133A1B03" wp14:editId="2FFBDFF8">
-                      <wp:simplePos x="0" y="0"/>
-                      <wp:positionH relativeFrom="page">
-                        <wp:align>left</wp:align>
-                      </wp:positionH>
-                      <wp:positionV relativeFrom="paragraph">
-                        <wp:posOffset>-1980565</wp:posOffset>
-                      </wp:positionV>
-                      <wp:extent cx="1904400" cy="1904400"/>
-                      <wp:effectExtent l="0" t="0" r="635" b="635"/>
-                      <wp:wrapTight wrapText="bothSides">
-                        <wp:wrapPolygon edited="0">
-                          <wp:start x="0" y="0"/>
-                          <wp:lineTo x="0" y="21391"/>
-                          <wp:lineTo x="21391" y="21391"/>
-                          <wp:lineTo x="21391" y="0"/>
-                          <wp:lineTo x="0" y="0"/>
-                        </wp:wrapPolygon>
-                      </wp:wrapTight>
-                      <wp:docPr id="1" name="그림 2"/>
+                    <wp:inline distT="0" distB="0" distL="0" distR="0" wp14:anchorId="257D0C92" wp14:editId="64A9F040">
+                      <wp:extent cx="720000" cy="720000"/>
+                      <wp:effectExtent l="0" t="0" r="4445" b="4445"/>
+                      <wp:docPr id="6" name="그림 5"/>
                       <wp:cNvGraphicFramePr>
                         <a:graphicFrameLocks xmlns:a="http://schemas.openxmlformats.org/drawingml/2006/main" noChangeAspect="1"/>
                       </wp:cNvGraphicFramePr>
@@ -8159,13 +8159,13 @@
                         <a:graphicData uri="http://schemas.openxmlformats.org/drawingml/2006/picture">
                           <pic:pic xmlns:pic="http://schemas.openxmlformats.org/drawingml/2006/picture">
                             <pic:nvPicPr>
-                              <pic:cNvPr id="0" name="Picture 1"/>
+                              <pic:cNvPr id="0" name="Picture 6"/>
                               <pic:cNvPicPr>
                                 <a:picLocks noChangeAspect="1" noChangeArrowheads="1"/>
                               </pic:cNvPicPr>
                             </pic:nvPicPr>
                             <pic:blipFill>
-                              <a:blip r:embed="rId7">
+                              <a:blip r:embed="rId7" cstate="print">
                                 <a:extLst>
                                   <a:ext uri="{28A0092B-C50C-407E-A947-70E740481C1C}">
                                     <a14:useLocalDpi xmlns:a14="http://schemas.microsoft.com/office/drawing/2010/main" val="0"/>
@@ -8180,7 +8180,7 @@
                             <pic:spPr bwMode="auto">
                               <a:xfrm>
                                 <a:off x="0" y="0"/>
-                                <a:ext cx="1904400" cy="1904400"/>
+                                <a:ext cx="720000" cy="720000"/>
                               </a:xfrm>
                               <a:prstGeom prst="rect">
                                 <a:avLst/>
@@ -8193,23 +8193,11 @@
                           </pic:pic>
                         </a:graphicData>
                       </a:graphic>
-                      <wp14:sizeRelH relativeFrom="margin">
-                        <wp14:pctWidth>0</wp14:pctWidth>
-                      </wp14:sizeRelH>
-                      <wp14:sizeRelV relativeFrom="margin">
-                        <wp14:pctHeight>0</wp14:pctHeight>
-                      </wp14:sizeRelV>
-                    </wp:anchor>
+                    </wp:inline>
                   </w:drawing>
                 </w:r>
               </w:sdtContent>
             </w:sdt>
-            <w:r>
-              <w:rPr>
-                <w:rFonts w:ascii="바탕" w:eastAsia="바탕" w:hAnsi="바탕" w:hint="eastAsia"/>
-              </w:rPr>
-              <w:t>(인)</w:t>
-            </w:r>
           </w:p>
         </w:tc>
       </w:tr>
@@ -8240,7 +8228,7 @@
         <w:tc>
           <w:tcPr>
             <w:tcW w:w="3533" w:type="dxa"/>
-            <w:gridSpan w:val="2"/>
+            <w:gridSpan w:val="3"/>
           </w:tcPr>
           <w:p>
             <w:pPr>
@@ -8276,6 +8264,7 @@
         <w:tc>
           <w:tcPr>
             <w:tcW w:w="3421" w:type="dxa"/>
+            <w:gridSpan w:val="2"/>
           </w:tcPr>
           <w:p>
             <w:pPr>
@@ -8309,7 +8298,7 @@
         <w:tc>
           <w:tcPr>
             <w:tcW w:w="3533" w:type="dxa"/>
-            <w:gridSpan w:val="2"/>
+            <w:gridSpan w:val="3"/>
           </w:tcPr>
           <w:p>
             <w:pPr>
@@ -8339,6 +8328,7 @@
         <w:tc>
           <w:tcPr>
             <w:tcW w:w="3421" w:type="dxa"/>
+            <w:gridSpan w:val="2"/>
           </w:tcPr>
           <w:p>
             <w:pPr>
@@ -12636,7 +12626,7 @@
     </w:docPart>
     <w:docPart>
       <w:docPartPr>
-        <w:name w:val="66C1AFAFF2234C718F982F18A417525D"/>
+        <w:name w:val="D8BA00F1583340BB9856EFAFE2A45D19"/>
         <w:category>
           <w:name w:val="일반"/>
           <w:gallery w:val="placeholder"/>
@@ -12647,12 +12637,12 @@
         <w:behaviors>
           <w:behavior w:val="content"/>
         </w:behaviors>
-        <w:guid w:val="{1D203D84-DE48-48F1-AE34-8CA81BEB70A6}"/>
+        <w:guid w:val="{2EEA1247-DF3C-4559-85F7-DD25E5CF9276}"/>
       </w:docPartPr>
       <w:docPartBody>
         <w:p>
           <w:pPr>
-            <w:pStyle w:val="66C1AFAFF2234C718F982F18A417525D"/>
+            <w:pStyle w:val="D8BA00F1583340BB9856EFAFE2A45D19"/>
           </w:pPr>
           <w:r>
             <w:rPr>
@@ -12665,7 +12655,7 @@
     </w:docPart>
     <w:docPart>
       <w:docPartPr>
-        <w:name w:val="A5A3032F0CDF4836B8B3EA5EC67C7B14"/>
+        <w:name w:val="67FEDAACDF7B42559C0821E6A6C79AFF"/>
         <w:category>
           <w:name w:val="일반"/>
           <w:gallery w:val="placeholder"/>
@@ -12676,12 +12666,12 @@
         <w:behaviors>
           <w:behavior w:val="content"/>
         </w:behaviors>
-        <w:guid w:val="{FCBFC675-1E72-4F0E-95AE-01D394C6BC55}"/>
+        <w:guid w:val="{98B60F35-8BAC-4A70-A0CF-E4067A26527A}"/>
       </w:docPartPr>
       <w:docPartBody>
         <w:p>
           <w:pPr>
-            <w:pStyle w:val="A5A3032F0CDF4836B8B3EA5EC67C7B141"/>
+            <w:pStyle w:val="67FEDAACDF7B42559C0821E6A6C79AFF1"/>
             <w:ind w:left="909"/>
           </w:pPr>
           <w:r>
@@ -12782,11 +12772,14 @@
   </w:compat>
   <w:rsids>
     <w:rsidRoot w:val="00AC32E8"/>
+    <w:rsid w:val="000123E7"/>
     <w:rsid w:val="00033CE4"/>
     <w:rsid w:val="00065AC1"/>
     <w:rsid w:val="0010702A"/>
+    <w:rsid w:val="00142319"/>
     <w:rsid w:val="00177FC3"/>
     <w:rsid w:val="00177FFC"/>
+    <w:rsid w:val="001B58C5"/>
     <w:rsid w:val="0022608C"/>
     <w:rsid w:val="0027326E"/>
     <w:rsid w:val="002755F9"/>
@@ -12798,32 +12791,45 @@
     <w:rsid w:val="004B2B74"/>
     <w:rsid w:val="004E04C1"/>
     <w:rsid w:val="005045BB"/>
+    <w:rsid w:val="005617B0"/>
     <w:rsid w:val="005C1201"/>
     <w:rsid w:val="005E5EBA"/>
     <w:rsid w:val="006A3052"/>
     <w:rsid w:val="006A5595"/>
+    <w:rsid w:val="006C205D"/>
     <w:rsid w:val="00712848"/>
+    <w:rsid w:val="00820BD3"/>
     <w:rsid w:val="00837B41"/>
     <w:rsid w:val="00856100"/>
     <w:rsid w:val="00904121"/>
+    <w:rsid w:val="0095081E"/>
     <w:rsid w:val="009612AA"/>
     <w:rsid w:val="009B7F23"/>
     <w:rsid w:val="00A44F21"/>
+    <w:rsid w:val="00A4576A"/>
+    <w:rsid w:val="00A6605B"/>
     <w:rsid w:val="00AA3C0A"/>
     <w:rsid w:val="00AC32E8"/>
     <w:rsid w:val="00B4024F"/>
     <w:rsid w:val="00BC7981"/>
     <w:rsid w:val="00BD2C05"/>
     <w:rsid w:val="00BF3A4F"/>
+    <w:rsid w:val="00C24D5B"/>
     <w:rsid w:val="00C5701B"/>
+    <w:rsid w:val="00C63D9B"/>
     <w:rsid w:val="00C66700"/>
     <w:rsid w:val="00CA562C"/>
+    <w:rsid w:val="00CD63BE"/>
     <w:rsid w:val="00D03DCB"/>
+    <w:rsid w:val="00D4224C"/>
+    <w:rsid w:val="00DE47EC"/>
     <w:rsid w:val="00E04287"/>
     <w:rsid w:val="00E11369"/>
     <w:rsid w:val="00E54C09"/>
+    <w:rsid w:val="00E65ABF"/>
     <w:rsid w:val="00E8375C"/>
     <w:rsid w:val="00E87061"/>
+    <w:rsid w:val="00EB6C70"/>
     <w:rsid w:val="00F10489"/>
     <w:rsid w:val="00F27C5B"/>
   </w:rsids>
@@ -13287,24 +13293,14 @@
     <w:basedOn w:val="a0"/>
     <w:uiPriority w:val="99"/>
     <w:semiHidden/>
-    <w:rsid w:val="003B0317"/>
+    <w:rsid w:val="001B58C5"/>
     <w:rPr>
       <w:color w:val="666666"/>
     </w:rPr>
   </w:style>
-  <w:style w:type="paragraph" w:customStyle="1" w:styleId="66C1AFAFF2234C718F982F18A417525D">
-    <w:name w:val="66C1AFAFF2234C718F982F18A417525D"/>
-    <w:rsid w:val="00E11369"/>
-    <w:pPr>
-      <w:widowControl w:val="0"/>
-      <w:wordWrap w:val="0"/>
-      <w:autoSpaceDE w:val="0"/>
-      <w:autoSpaceDN w:val="0"/>
-    </w:pPr>
-  </w:style>
-  <w:style w:type="paragraph" w:customStyle="1" w:styleId="A5A3032F0CDF4836B8B3EA5EC67C7B141">
-    <w:name w:val="A5A3032F0CDF4836B8B3EA5EC67C7B141"/>
-    <w:rsid w:val="00AA3C0A"/>
+  <w:style w:type="paragraph" w:customStyle="1" w:styleId="67FEDAACDF7B42559C0821E6A6C79AFF1">
+    <w:name w:val="67FEDAACDF7B42559C0821E6A6C79AFF1"/>
+    <w:rsid w:val="00A6605B"/>
     <w:pPr>
       <w:spacing w:after="0"/>
       <w:ind w:leftChars="413" w:left="413"/>
@@ -13314,6 +13310,16 @@
       <w:szCs w:val="22"/>
       <w14:ligatures w14:val="none"/>
     </w:rPr>
+  </w:style>
+  <w:style w:type="paragraph" w:customStyle="1" w:styleId="D8BA00F1583340BB9856EFAFE2A45D19">
+    <w:name w:val="D8BA00F1583340BB9856EFAFE2A45D19"/>
+    <w:rsid w:val="001B58C5"/>
+    <w:pPr>
+      <w:widowControl w:val="0"/>
+      <w:wordWrap w:val="0"/>
+      <w:autoSpaceDE w:val="0"/>
+      <w:autoSpaceDN w:val="0"/>
+    </w:pPr>
   </w:style>
 </w:styles>
 </file>
